--- a/Coding 1 - year/Unit 5 - Functions and Modularity/Daily Lesson Plans/Word/Day 116.docx
+++ b/Coding 1 - year/Unit 5 - Functions and Modularity/Daily Lesson Plans/Word/Day 116.docx
@@ -50,12 +50,15 @@
               </w:rPr>
               <w:t xml:space="preserve">Coding I — Full Year</w:t>
             </w:r>
-          </w:p>
-          <w:p>
-            <w:pPr>
-              <w:spacing w:before="40"/>
-              <w:jc w:val="center"/>
-            </w:pPr>
+            <w:r>
+              <w:rPr>
+                <w:rFonts w:ascii="Arial" w:cs="Arial" w:eastAsia="Arial" w:hAnsi="Arial"/>
+                <w:sz w:val="16"/>
+                <w:szCs w:val="16"/>
+              </w:rPr>
+              <w:br/>
+              <w:t xml:space="preserve"/>
+            </w:r>
             <w:r>
               <w:rPr>
                 <w:rFonts w:ascii="Arial" w:cs="Arial" w:eastAsia="Arial" w:hAnsi="Arial"/>
@@ -83,7 +86,7 @@
           <w:rFonts w:ascii="Arial" w:cs="Arial" w:eastAsia="Arial" w:hAnsi="Arial"/>
           <w:b/>
           <w:bCs/>
-          <w:color w:val="1F3864"/>
+          <w:color w:val="2B5797"/>
           <w:sz w:val="32"/>
           <w:szCs w:val="32"/>
         </w:rPr>
@@ -261,9 +264,9 @@
               <w:right w:val="single" w:color="CCCCCC" w:sz="1"/>
             </w:tcBorders>
             <w:tcMar>
-              <w:top w:type="dxa" w:w="60"/>
+              <w:top w:type="dxa" w:w="80"/>
               <w:left w:type="dxa" w:w="120"/>
-              <w:bottom w:type="dxa" w:w="60"/>
+              <w:bottom w:type="dxa" w:w="80"/>
               <w:right w:type="dxa" w:w="120"/>
             </w:tcMar>
           </w:tcPr>
@@ -290,20 +293,147 @@
               <w:right w:val="single" w:color="CCCCCC" w:sz="1"/>
             </w:tcBorders>
             <w:tcMar>
-              <w:top w:type="dxa" w:w="60"/>
+              <w:top w:type="dxa" w:w="80"/>
               <w:left w:type="dxa" w:w="120"/>
-              <w:bottom w:type="dxa" w:w="60"/>
+              <w:bottom w:type="dxa" w:w="80"/>
               <w:right w:type="dxa" w:w="120"/>
             </w:tcMar>
           </w:tcPr>
           <w:p>
-            <w:r>
-              <w:rPr>
-                <w:rFonts w:ascii="Arial" w:cs="Arial" w:eastAsia="Arial" w:hAnsi="Arial"/>
-                <w:sz w:val="20"/>
-                <w:szCs w:val="20"/>
+            <w:pPr>
+              <w:spacing w:after="80" w:before="80"/>
+            </w:pPr>
+            <w:r>
+              <w:rPr>
+                <w:rFonts w:ascii="Arial" w:cs="Arial" w:eastAsia="Arial" w:hAnsi="Arial"/>
+                <w:b/>
+                <w:bCs/>
+                <w:i w:val="false"/>
+                <w:iCs w:val="false"/>
+                <w:color w:val="000000"/>
+                <w:sz w:val="22"/>
+                <w:szCs w:val="22"/>
               </w:rPr>
               <w:t xml:space="preserve">Bell Ringer / Review</w:t>
+            </w:r>
+            <w:r>
+              <w:rPr>
+                <w:rFonts w:ascii="Arial" w:cs="Arial" w:eastAsia="Arial" w:hAnsi="Arial"/>
+                <w:sz w:val="20"/>
+                <w:szCs w:val="20"/>
+              </w:rPr>
+              <w:br/>
+              <w:t xml:space="preserve"/>
+            </w:r>
+            <w:r>
+              <w:rPr>
+                <w:rFonts w:ascii="Arial" w:cs="Arial" w:eastAsia="Arial" w:hAnsi="Arial"/>
+                <w:sz w:val="20"/>
+                <w:szCs w:val="20"/>
+              </w:rPr>
+              <w:br/>
+              <w:t xml:space="preserve"/>
+            </w:r>
+            <w:r>
+              <w:rPr>
+                <w:rFonts w:ascii="Arial" w:cs="Arial" w:eastAsia="Arial" w:hAnsi="Arial"/>
+                <w:b/>
+                <w:bCs/>
+                <w:i w:val="false"/>
+                <w:iCs w:val="false"/>
+                <w:color w:val="000000"/>
+                <w:sz w:val="20"/>
+                <w:szCs w:val="20"/>
+              </w:rPr>
+              <w:t xml:space="preserve">Quick Write </w:t>
+            </w:r>
+            <w:r>
+              <w:rPr>
+                <w:rFonts w:ascii="Arial" w:cs="Arial" w:eastAsia="Arial" w:hAnsi="Arial"/>
+                <w:b w:val="false"/>
+                <w:bCs w:val="false"/>
+                <w:i w:val="false"/>
+                <w:iCs w:val="false"/>
+                <w:color w:val="000000"/>
+                <w:sz w:val="20"/>
+                <w:szCs w:val="20"/>
+              </w:rPr>
+              <w:t xml:space="preserve">(3 min — written or verbal):</w:t>
+            </w:r>
+            <w:r>
+              <w:rPr>
+                <w:rFonts w:ascii="Arial" w:cs="Arial" w:eastAsia="Arial" w:hAnsi="Arial"/>
+                <w:sz w:val="20"/>
+                <w:szCs w:val="20"/>
+              </w:rPr>
+              <w:br/>
+              <w:t xml:space="preserve"/>
+            </w:r>
+            <w:r>
+              <w:rPr>
+                <w:rFonts w:ascii="Arial" w:cs="Arial" w:eastAsia="Arial" w:hAnsi="Arial"/>
+                <w:b w:val="false"/>
+                <w:bCs w:val="false"/>
+                <w:i w:val="false"/>
+                <w:iCs w:val="false"/>
+                <w:color w:val="000000"/>
+                <w:sz w:val="20"/>
+                <w:szCs w:val="20"/>
+              </w:rPr>
+              <w:t xml:space="preserve">    In your own words: Present my code, explain design decisions, review others' code, and provide constructive feedback?</w:t>
+            </w:r>
+            <w:r>
+              <w:rPr>
+                <w:rFonts w:ascii="Arial" w:cs="Arial" w:eastAsia="Arial" w:hAnsi="Arial"/>
+                <w:sz w:val="20"/>
+                <w:szCs w:val="20"/>
+              </w:rPr>
+              <w:br/>
+              <w:t xml:space="preserve"/>
+            </w:r>
+            <w:r>
+              <w:rPr>
+                <w:rFonts w:ascii="Arial" w:cs="Arial" w:eastAsia="Arial" w:hAnsi="Arial"/>
+                <w:sz w:val="20"/>
+                <w:szCs w:val="20"/>
+              </w:rPr>
+              <w:br/>
+              <w:t xml:space="preserve"/>
+            </w:r>
+            <w:r>
+              <w:rPr>
+                <w:rFonts w:ascii="Arial" w:cs="Arial" w:eastAsia="Arial" w:hAnsi="Arial"/>
+                <w:b w:val="false"/>
+                <w:bCs w:val="false"/>
+                <w:i/>
+                <w:iCs/>
+                <w:color w:val="444444"/>
+                <w:sz w:val="20"/>
+                <w:szCs w:val="20"/>
+              </w:rPr>
+              <w:t xml:space="preserve">Today's Goal: By the end of class you will be able to present my code, explain design decisions, review others' code, and provide constructive feedback.</w:t>
+            </w:r>
+            <w:r>
+              <w:rPr>
+                <w:rFonts w:ascii="Arial" w:cs="Arial" w:eastAsia="Arial" w:hAnsi="Arial"/>
+                <w:sz w:val="20"/>
+                <w:szCs w:val="20"/>
+              </w:rPr>
+              <w:br/>
+              <w:t xml:space="preserve"/>
+            </w:r>
+            <w:r>
+              <w:rPr>
+                <w:rFonts w:ascii="Arial" w:cs="Arial" w:eastAsia="Arial" w:hAnsi="Arial"/>
+                <w:b w:val="false"/>
+                <w:bCs w:val="false"/>
+                <w:i/>
+                <w:iCs/>
+                <w:color w:val="555555"/>
+                <w:sz w:val="20"/>
+                <w:szCs w:val="20"/>
+              </w:rPr>
+              <w:t xml:space="preserve">→ Pair-share your response, then 2–3 students share with the class.</w:t>
             </w:r>
           </w:p>
         </w:tc>
@@ -319,9 +449,9 @@
               <w:right w:val="single" w:color="CCCCCC" w:sz="1"/>
             </w:tcBorders>
             <w:tcMar>
-              <w:top w:type="dxa" w:w="60"/>
+              <w:top w:type="dxa" w:w="80"/>
               <w:left w:type="dxa" w:w="120"/>
-              <w:bottom w:type="dxa" w:w="60"/>
+              <w:bottom w:type="dxa" w:w="80"/>
               <w:right w:type="dxa" w:w="120"/>
             </w:tcMar>
           </w:tcPr>
@@ -348,20 +478,164 @@
               <w:right w:val="single" w:color="CCCCCC" w:sz="1"/>
             </w:tcBorders>
             <w:tcMar>
-              <w:top w:type="dxa" w:w="60"/>
+              <w:top w:type="dxa" w:w="80"/>
               <w:left w:type="dxa" w:w="120"/>
-              <w:bottom w:type="dxa" w:w="60"/>
+              <w:bottom w:type="dxa" w:w="80"/>
               <w:right w:type="dxa" w:w="120"/>
             </w:tcMar>
           </w:tcPr>
           <w:p>
-            <w:r>
-              <w:rPr>
-                <w:rFonts w:ascii="Arial" w:cs="Arial" w:eastAsia="Arial" w:hAnsi="Arial"/>
-                <w:sz w:val="20"/>
-                <w:szCs w:val="20"/>
-              </w:rPr>
-              <w:t xml:space="preserve">Mini Lesson: Mini-Project Presentations and Peer Code Review</w:t>
+            <w:pPr>
+              <w:spacing w:after="80" w:before="80"/>
+            </w:pPr>
+            <w:r>
+              <w:rPr>
+                <w:rFonts w:ascii="Arial" w:cs="Arial" w:eastAsia="Arial" w:hAnsi="Arial"/>
+                <w:b/>
+                <w:bCs/>
+                <w:i w:val="false"/>
+                <w:iCs w:val="false"/>
+                <w:color w:val="000000"/>
+                <w:sz w:val="22"/>
+                <w:szCs w:val="22"/>
+              </w:rPr>
+              <w:t xml:space="preserve">Mini Lesson: </w:t>
+            </w:r>
+            <w:r>
+              <w:rPr>
+                <w:rFonts w:ascii="Arial" w:cs="Arial" w:eastAsia="Arial" w:hAnsi="Arial"/>
+                <w:b w:val="false"/>
+                <w:bCs w:val="false"/>
+                <w:i w:val="false"/>
+                <w:iCs w:val="false"/>
+                <w:color w:val="000000"/>
+                <w:sz w:val="22"/>
+                <w:szCs w:val="22"/>
+              </w:rPr>
+              <w:t xml:space="preserve">Mini-Project Presentations and Peer Code Review</w:t>
+            </w:r>
+            <w:r>
+              <w:rPr>
+                <w:rFonts w:ascii="Arial" w:cs="Arial" w:eastAsia="Arial" w:hAnsi="Arial"/>
+                <w:sz w:val="20"/>
+                <w:szCs w:val="20"/>
+              </w:rPr>
+              <w:br/>
+              <w:t xml:space="preserve"/>
+            </w:r>
+            <w:r>
+              <w:rPr>
+                <w:rFonts w:ascii="Arial" w:cs="Arial" w:eastAsia="Arial" w:hAnsi="Arial"/>
+                <w:sz w:val="20"/>
+                <w:szCs w:val="20"/>
+              </w:rPr>
+              <w:br/>
+              <w:t xml:space="preserve"/>
+            </w:r>
+            <w:r>
+              <w:rPr>
+                <w:rFonts w:ascii="Arial" w:cs="Arial" w:eastAsia="Arial" w:hAnsi="Arial"/>
+                <w:b/>
+                <w:bCs/>
+                <w:i/>
+                <w:iCs/>
+                <w:color w:val="000000"/>
+                <w:sz w:val="20"/>
+                <w:szCs w:val="20"/>
+              </w:rPr>
+              <w:t xml:space="preserve">Learning Target: </w:t>
+            </w:r>
+            <w:r>
+              <w:rPr>
+                <w:rFonts w:ascii="Arial" w:cs="Arial" w:eastAsia="Arial" w:hAnsi="Arial"/>
+                <w:b w:val="false"/>
+                <w:bCs w:val="false"/>
+                <w:i/>
+                <w:iCs/>
+                <w:color w:val="333333"/>
+                <w:sz w:val="20"/>
+                <w:szCs w:val="20"/>
+              </w:rPr>
+              <w:t xml:space="preserve">I can present my code, explain design decisions, review others' code, and provide constructive feedback.</w:t>
+            </w:r>
+            <w:r>
+              <w:rPr>
+                <w:rFonts w:ascii="Arial" w:cs="Arial" w:eastAsia="Arial" w:hAnsi="Arial"/>
+                <w:sz w:val="20"/>
+                <w:szCs w:val="20"/>
+              </w:rPr>
+              <w:br/>
+              <w:t xml:space="preserve"/>
+            </w:r>
+            <w:r>
+              <w:rPr>
+                <w:rFonts w:ascii="Arial" w:cs="Arial" w:eastAsia="Arial" w:hAnsi="Arial"/>
+                <w:sz w:val="20"/>
+                <w:szCs w:val="20"/>
+              </w:rPr>
+              <w:br/>
+              <w:t xml:space="preserve"/>
+            </w:r>
+            <w:r>
+              <w:rPr>
+                <w:rFonts w:ascii="Arial" w:cs="Arial" w:eastAsia="Arial" w:hAnsi="Arial"/>
+                <w:b/>
+                <w:bCs/>
+                <w:i/>
+                <w:iCs/>
+                <w:color w:val="555555"/>
+                <w:sz w:val="20"/>
+                <w:szCs w:val="20"/>
+              </w:rPr>
+              <w:t xml:space="preserve">→ Live Demo — </w:t>
+            </w:r>
+            <w:r>
+              <w:rPr>
+                <w:rFonts w:ascii="Arial" w:cs="Arial" w:eastAsia="Arial" w:hAnsi="Arial"/>
+                <w:b w:val="false"/>
+                <w:bCs w:val="false"/>
+                <w:i/>
+                <w:iCs/>
+                <w:color w:val="555555"/>
+                <w:sz w:val="20"/>
+                <w:szCs w:val="20"/>
+              </w:rPr>
+              <w:t xml:space="preserve">type examples as students follow along in their own editor.</w:t>
+            </w:r>
+            <w:r>
+              <w:rPr>
+                <w:rFonts w:ascii="Arial" w:cs="Arial" w:eastAsia="Arial" w:hAnsi="Arial"/>
+                <w:sz w:val="20"/>
+                <w:szCs w:val="20"/>
+              </w:rPr>
+              <w:br/>
+              <w:t xml:space="preserve"/>
+            </w:r>
+            <w:r>
+              <w:rPr>
+                <w:rFonts w:ascii="Arial" w:cs="Arial" w:eastAsia="Arial" w:hAnsi="Arial"/>
+                <w:b/>
+                <w:bCs/>
+                <w:i/>
+                <w:iCs/>
+                <w:color w:val="555555"/>
+                <w:sz w:val="20"/>
+                <w:szCs w:val="20"/>
+              </w:rPr>
+              <w:t xml:space="preserve">→ Check for Understanding: </w:t>
+            </w:r>
+            <w:r>
+              <w:rPr>
+                <w:rFonts w:ascii="Arial" w:cs="Arial" w:eastAsia="Arial" w:hAnsi="Arial"/>
+                <w:b w:val="false"/>
+                <w:bCs w:val="false"/>
+                <w:i/>
+                <w:iCs/>
+                <w:color w:val="555555"/>
+                <w:sz w:val="20"/>
+                <w:szCs w:val="20"/>
+              </w:rPr>
+              <w:t xml:space="preserve">pause and cold-call: “Can someone explain what we just did in their own words?”</w:t>
             </w:r>
           </w:p>
         </w:tc>
@@ -377,9 +651,9 @@
               <w:right w:val="single" w:color="CCCCCC" w:sz="1"/>
             </w:tcBorders>
             <w:tcMar>
-              <w:top w:type="dxa" w:w="60"/>
+              <w:top w:type="dxa" w:w="80"/>
               <w:left w:type="dxa" w:w="120"/>
-              <w:bottom w:type="dxa" w:w="60"/>
+              <w:bottom w:type="dxa" w:w="80"/>
               <w:right w:type="dxa" w:w="120"/>
             </w:tcMar>
           </w:tcPr>
@@ -392,7 +666,7 @@
                 <w:sz w:val="20"/>
                 <w:szCs w:val="20"/>
               </w:rPr>
-              <w:t xml:space="preserve">15-20 min</w:t>
+              <w:t xml:space="preserve">15–20 min</w:t>
             </w:r>
           </w:p>
         </w:tc>
@@ -406,20 +680,81 @@
               <w:right w:val="single" w:color="CCCCCC" w:sz="1"/>
             </w:tcBorders>
             <w:tcMar>
-              <w:top w:type="dxa" w:w="60"/>
+              <w:top w:type="dxa" w:w="80"/>
               <w:left w:type="dxa" w:w="120"/>
-              <w:bottom w:type="dxa" w:w="60"/>
+              <w:bottom w:type="dxa" w:w="80"/>
               <w:right w:type="dxa" w:w="120"/>
             </w:tcMar>
           </w:tcPr>
           <w:p>
-            <w:r>
-              <w:rPr>
-                <w:rFonts w:ascii="Arial" w:cs="Arial" w:eastAsia="Arial" w:hAnsi="Arial"/>
-                <w:sz w:val="20"/>
-                <w:szCs w:val="20"/>
+            <w:pPr>
+              <w:spacing w:after="80" w:before="80"/>
+            </w:pPr>
+            <w:r>
+              <w:rPr>
+                <w:rFonts w:ascii="Arial" w:cs="Arial" w:eastAsia="Arial" w:hAnsi="Arial"/>
+                <w:b/>
+                <w:bCs/>
+                <w:i w:val="false"/>
+                <w:iCs w:val="false"/>
+                <w:color w:val="000000"/>
+                <w:sz w:val="22"/>
+                <w:szCs w:val="22"/>
               </w:rPr>
               <w:t xml:space="preserve">Independent Practice / Code Along</w:t>
+            </w:r>
+            <w:r>
+              <w:rPr>
+                <w:rFonts w:ascii="Arial" w:cs="Arial" w:eastAsia="Arial" w:hAnsi="Arial"/>
+                <w:sz w:val="20"/>
+                <w:szCs w:val="20"/>
+              </w:rPr>
+              <w:br/>
+              <w:t xml:space="preserve"/>
+            </w:r>
+            <w:r>
+              <w:rPr>
+                <w:rFonts w:ascii="Arial" w:cs="Arial" w:eastAsia="Arial" w:hAnsi="Arial"/>
+                <w:b w:val="false"/>
+                <w:bCs w:val="false"/>
+                <w:i w:val="false"/>
+                <w:iCs w:val="false"/>
+                <w:color w:val="000000"/>
+                <w:sz w:val="20"/>
+                <w:szCs w:val="20"/>
+              </w:rPr>
+              <w:t xml:space="preserve">    Work through problems from the day's exercise set.</w:t>
+            </w:r>
+            <w:r>
+              <w:rPr>
+                <w:rFonts w:ascii="Arial" w:cs="Arial" w:eastAsia="Arial" w:hAnsi="Arial"/>
+                <w:sz w:val="20"/>
+                <w:szCs w:val="20"/>
+              </w:rPr>
+              <w:br/>
+              <w:t xml:space="preserve"/>
+            </w:r>
+            <w:r>
+              <w:rPr>
+                <w:rFonts w:ascii="Arial" w:cs="Arial" w:eastAsia="Arial" w:hAnsi="Arial"/>
+                <w:sz w:val="20"/>
+                <w:szCs w:val="20"/>
+              </w:rPr>
+              <w:br/>
+              <w:t xml:space="preserve"/>
+            </w:r>
+            <w:r>
+              <w:rPr>
+                <w:rFonts w:ascii="Arial" w:cs="Arial" w:eastAsia="Arial" w:hAnsi="Arial"/>
+                <w:b w:val="false"/>
+                <w:bCs w:val="false"/>
+                <w:i/>
+                <w:iCs/>
+                <w:color w:val="555555"/>
+                <w:sz w:val="20"/>
+                <w:szCs w:val="20"/>
+              </w:rPr>
+              <w:t xml:space="preserve">→ Teacher circulates — offer hints, check for understanding.</w:t>
             </w:r>
           </w:p>
         </w:tc>
@@ -435,9 +770,9 @@
               <w:right w:val="single" w:color="CCCCCC" w:sz="1"/>
             </w:tcBorders>
             <w:tcMar>
-              <w:top w:type="dxa" w:w="60"/>
+              <w:top w:type="dxa" w:w="80"/>
               <w:left w:type="dxa" w:w="120"/>
-              <w:bottom w:type="dxa" w:w="60"/>
+              <w:bottom w:type="dxa" w:w="80"/>
               <w:right w:type="dxa" w:w="120"/>
             </w:tcMar>
           </w:tcPr>
@@ -464,20 +799,90 @@
               <w:right w:val="single" w:color="CCCCCC" w:sz="1"/>
             </w:tcBorders>
             <w:tcMar>
-              <w:top w:type="dxa" w:w="60"/>
+              <w:top w:type="dxa" w:w="80"/>
               <w:left w:type="dxa" w:w="120"/>
-              <w:bottom w:type="dxa" w:w="60"/>
+              <w:bottom w:type="dxa" w:w="80"/>
               <w:right w:type="dxa" w:w="120"/>
             </w:tcMar>
           </w:tcPr>
           <w:p>
-            <w:r>
-              <w:rPr>
-                <w:rFonts w:ascii="Arial" w:cs="Arial" w:eastAsia="Arial" w:hAnsi="Arial"/>
-                <w:sz w:val="20"/>
-                <w:szCs w:val="20"/>
+            <w:pPr>
+              <w:spacing w:after="80" w:before="80"/>
+            </w:pPr>
+            <w:r>
+              <w:rPr>
+                <w:rFonts w:ascii="Arial" w:cs="Arial" w:eastAsia="Arial" w:hAnsi="Arial"/>
+                <w:b/>
+                <w:bCs/>
+                <w:i w:val="false"/>
+                <w:iCs w:val="false"/>
+                <w:color w:val="000000"/>
+                <w:sz w:val="22"/>
+                <w:szCs w:val="22"/>
               </w:rPr>
               <w:t xml:space="preserve">Exit Ticket / Wrap-Up</w:t>
+            </w:r>
+            <w:r>
+              <w:rPr>
+                <w:rFonts w:ascii="Arial" w:cs="Arial" w:eastAsia="Arial" w:hAnsi="Arial"/>
+                <w:sz w:val="20"/>
+                <w:szCs w:val="20"/>
+              </w:rPr>
+              <w:br/>
+              <w:t xml:space="preserve"/>
+            </w:r>
+            <w:r>
+              <w:rPr>
+                <w:rFonts w:ascii="Arial" w:cs="Arial" w:eastAsia="Arial" w:hAnsi="Arial"/>
+                <w:sz w:val="20"/>
+                <w:szCs w:val="20"/>
+              </w:rPr>
+              <w:br/>
+              <w:t xml:space="preserve"/>
+            </w:r>
+            <w:r>
+              <w:rPr>
+                <w:rFonts w:ascii="Arial" w:cs="Arial" w:eastAsia="Arial" w:hAnsi="Arial"/>
+                <w:b w:val="false"/>
+                <w:bCs w:val="false"/>
+                <w:i w:val="false"/>
+                <w:iCs w:val="false"/>
+                <w:color w:val="000000"/>
+                <w:sz w:val="20"/>
+                <w:szCs w:val="20"/>
+              </w:rPr>
+              <w:t xml:space="preserve">Quick Check: Present my code, explain design decisions, review others' code, and provide constructive feedback?</w:t>
+            </w:r>
+            <w:r>
+              <w:rPr>
+                <w:rFonts w:ascii="Arial" w:cs="Arial" w:eastAsia="Arial" w:hAnsi="Arial"/>
+                <w:sz w:val="20"/>
+                <w:szCs w:val="20"/>
+              </w:rPr>
+              <w:br/>
+              <w:t xml:space="preserve"/>
+            </w:r>
+            <w:r>
+              <w:rPr>
+                <w:rFonts w:ascii="Arial" w:cs="Arial" w:eastAsia="Arial" w:hAnsi="Arial"/>
+                <w:sz w:val="20"/>
+                <w:szCs w:val="20"/>
+              </w:rPr>
+              <w:br/>
+              <w:t xml:space="preserve"/>
+            </w:r>
+            <w:r>
+              <w:rPr>
+                <w:rFonts w:ascii="Arial" w:cs="Arial" w:eastAsia="Arial" w:hAnsi="Arial"/>
+                <w:b w:val="false"/>
+                <w:bCs w:val="false"/>
+                <w:i/>
+                <w:iCs/>
+                <w:color w:val="555555"/>
+                <w:sz w:val="20"/>
+                <w:szCs w:val="20"/>
+              </w:rPr>
+              <w:t xml:space="preserve">→ 3–2–1: Name 3 things learned, 2 new vocab words, 1 question you still have.</w:t>
             </w:r>
           </w:p>
         </w:tc>

--- a/Coding 1 - year/Unit 5 - Functions and Modularity/Daily Lesson Plans/Word/Day 116.docx
+++ b/Coding 1 - year/Unit 5 - Functions and Modularity/Daily Lesson Plans/Word/Day 116.docx
@@ -380,7 +380,7 @@
                 <w:sz w:val="20"/>
                 <w:szCs w:val="20"/>
               </w:rPr>
-              <w:t xml:space="preserve">    In your own words: Present my code, explain design decisions, review others' code, and provide constructive feedback?</w:t>
+              <w:t xml:space="preserve">    What do you think are the most important parts of Mini-Project Presentations and Peer Code Review to demonstrate well? Why?</w:t>
             </w:r>
             <w:r>
               <w:rPr>
@@ -411,7 +411,7 @@
                 <w:sz w:val="20"/>
                 <w:szCs w:val="20"/>
               </w:rPr>
-              <w:t xml:space="preserve">Today's Goal: By the end of class you will be able to present my code, explain design decisions, review others' code, and provide constructive feedback.</w:t>
+              <w:t xml:space="preserve">Today’s Goal: By the end of class you will be able to present my code, explain design decisions, review others' code, and provide constructive feedback.</w:t>
             </w:r>
             <w:r>
               <w:rPr>
@@ -851,7 +851,7 @@
                 <w:sz w:val="20"/>
                 <w:szCs w:val="20"/>
               </w:rPr>
-              <w:t xml:space="preserve">Quick Check: Present my code, explain design decisions, review others' code, and provide constructive feedback?</w:t>
+              <w:t xml:space="preserve">If you had to teach Mini-Project Presentations and Peer Code Review to a classmate, what's the #1 thing you'd make sure they understand?</w:t>
             </w:r>
             <w:r>
               <w:rPr>

--- a/Coding 1 - year/Unit 5 - Functions and Modularity/Daily Lesson Plans/Word/Day 116.docx
+++ b/Coding 1 - year/Unit 5 - Functions and Modularity/Daily Lesson Plans/Word/Day 116.docx
@@ -403,6 +403,72 @@
             <w:r>
               <w:rPr>
                 <w:rFonts w:ascii="Arial" w:cs="Arial" w:eastAsia="Arial" w:hAnsi="Arial"/>
+                <w:b/>
+                <w:bCs/>
+                <w:i w:val="false"/>
+                <w:iCs w:val="false"/>
+                <w:color w:val="000000"/>
+                <w:sz w:val="20"/>
+                <w:szCs w:val="20"/>
+              </w:rPr>
+              <w:t xml:space="preserve">Vocabulary Preview — </w:t>
+            </w:r>
+            <w:r>
+              <w:rPr>
+                <w:rFonts w:ascii="Arial" w:cs="Arial" w:eastAsia="Arial" w:hAnsi="Arial"/>
+                <w:b w:val="false"/>
+                <w:bCs w:val="false"/>
+                <w:i w:val="false"/>
+                <w:iCs w:val="false"/>
+                <w:color w:val="000000"/>
+                <w:sz w:val="20"/>
+                <w:szCs w:val="20"/>
+              </w:rPr>
+              <w:t xml:space="preserve">terms we'll use today:</w:t>
+            </w:r>
+            <w:r>
+              <w:rPr>
+                <w:rFonts w:ascii="Arial" w:cs="Arial" w:eastAsia="Arial" w:hAnsi="Arial"/>
+                <w:sz w:val="20"/>
+                <w:szCs w:val="20"/>
+              </w:rPr>
+              <w:br/>
+              <w:t xml:space="preserve"/>
+            </w:r>
+            <w:r>
+              <w:rPr>
+                <w:rFonts w:ascii="Arial" w:cs="Arial" w:eastAsia="Arial" w:hAnsi="Arial"/>
+                <w:b w:val="false"/>
+                <w:bCs w:val="false"/>
+                <w:i w:val="false"/>
+                <w:iCs w:val="false"/>
+                <w:color w:val="000000"/>
+                <w:sz w:val="20"/>
+                <w:szCs w:val="20"/>
+              </w:rPr>
+              <w:t xml:space="preserve">    • share your mini-projects   •   receive feedback   •   review others' code   •   When presenting (3–5 minutes)   •   The Problem   •   The Design</w:t>
+            </w:r>
+            <w:r>
+              <w:rPr>
+                <w:rFonts w:ascii="Arial" w:cs="Arial" w:eastAsia="Arial" w:hAnsi="Arial"/>
+                <w:sz w:val="20"/>
+                <w:szCs w:val="20"/>
+              </w:rPr>
+              <w:br/>
+              <w:t xml:space="preserve"/>
+            </w:r>
+            <w:r>
+              <w:rPr>
+                <w:rFonts w:ascii="Arial" w:cs="Arial" w:eastAsia="Arial" w:hAnsi="Arial"/>
+                <w:sz w:val="20"/>
+                <w:szCs w:val="20"/>
+              </w:rPr>
+              <w:br/>
+              <w:t xml:space="preserve"/>
+            </w:r>
+            <w:r>
+              <w:rPr>
+                <w:rFonts w:ascii="Arial" w:cs="Arial" w:eastAsia="Arial" w:hAnsi="Arial"/>
                 <w:b w:val="false"/>
                 <w:bCs w:val="false"/>
                 <w:i/>
@@ -579,6 +645,310 @@
             <w:r>
               <w:rPr>
                 <w:rFonts w:ascii="Arial" w:cs="Arial" w:eastAsia="Arial" w:hAnsi="Arial"/>
+                <w:b w:val="false"/>
+                <w:bCs w:val="false"/>
+                <w:i w:val="false"/>
+                <w:iCs w:val="false"/>
+                <w:color w:val="000000"/>
+                <w:sz w:val="20"/>
+                <w:szCs w:val="20"/>
+              </w:rPr>
+              <w:t xml:space="preserve">Today is celebration day and learning day! You'll share your mini-projects with the class, receive feedback, and review others' code. This teaches essential professional skills: communication, code reading, and collaborative improvement.</w:t>
+            </w:r>
+            <w:r>
+              <w:rPr>
+                <w:rFonts w:ascii="Arial" w:cs="Arial" w:eastAsia="Arial" w:hAnsi="Arial"/>
+                <w:sz w:val="20"/>
+                <w:szCs w:val="20"/>
+              </w:rPr>
+              <w:br/>
+              <w:t xml:space="preserve"/>
+            </w:r>
+            <w:r>
+              <w:rPr>
+                <w:rFonts w:ascii="Arial" w:cs="Arial" w:eastAsia="Arial" w:hAnsi="Arial"/>
+                <w:b w:val="false"/>
+                <w:bCs w:val="false"/>
+                <w:i w:val="false"/>
+                <w:iCs w:val="false"/>
+                <w:color w:val="000000"/>
+                <w:sz w:val="20"/>
+                <w:szCs w:val="20"/>
+              </w:rPr>
+              <w:t xml:space="preserve">1. The Problem — What does your program do? What problem does it solve?</w:t>
+            </w:r>
+            <w:r>
+              <w:rPr>
+                <w:rFonts w:ascii="Arial" w:cs="Arial" w:eastAsia="Arial" w:hAnsi="Arial"/>
+                <w:sz w:val="20"/>
+                <w:szCs w:val="20"/>
+              </w:rPr>
+              <w:br/>
+              <w:t xml:space="preserve"/>
+            </w:r>
+            <w:r>
+              <w:rPr>
+                <w:rFonts w:ascii="Arial" w:cs="Arial" w:eastAsia="Arial" w:hAnsi="Arial"/>
+                <w:sz w:val="20"/>
+                <w:szCs w:val="20"/>
+              </w:rPr>
+              <w:br/>
+              <w:t xml:space="preserve"/>
+            </w:r>
+            <w:r>
+              <w:rPr>
+                <w:rFonts w:ascii="Arial" w:cs="Arial" w:eastAsia="Arial" w:hAnsi="Arial"/>
+                <w:b/>
+                <w:bCs/>
+                <w:i w:val="false"/>
+                <w:iCs w:val="false"/>
+                <w:color w:val="000000"/>
+                <w:sz w:val="20"/>
+                <w:szCs w:val="20"/>
+              </w:rPr>
+              <w:t xml:space="preserve">Key Concepts:</w:t>
+            </w:r>
+            <w:r>
+              <w:rPr>
+                <w:rFonts w:ascii="Arial" w:cs="Arial" w:eastAsia="Arial" w:hAnsi="Arial"/>
+                <w:sz w:val="20"/>
+                <w:szCs w:val="20"/>
+              </w:rPr>
+              <w:br/>
+              <w:t xml:space="preserve"/>
+            </w:r>
+            <w:r>
+              <w:rPr>
+                <w:rFonts w:ascii="Arial" w:cs="Arial" w:eastAsia="Arial" w:hAnsi="Arial"/>
+                <w:b w:val="false"/>
+                <w:bCs w:val="false"/>
+                <w:i w:val="false"/>
+                <w:iCs w:val="false"/>
+                <w:color w:val="000000"/>
+                <w:sz w:val="20"/>
+                <w:szCs w:val="20"/>
+              </w:rPr>
+              <w:t xml:space="preserve">    • The Problem — What does your program do? What problem does it solve?</w:t>
+            </w:r>
+            <w:r>
+              <w:rPr>
+                <w:rFonts w:ascii="Arial" w:cs="Arial" w:eastAsia="Arial" w:hAnsi="Arial"/>
+                <w:sz w:val="20"/>
+                <w:szCs w:val="20"/>
+              </w:rPr>
+              <w:br/>
+              <w:t xml:space="preserve"/>
+            </w:r>
+            <w:r>
+              <w:rPr>
+                <w:rFonts w:ascii="Arial" w:cs="Arial" w:eastAsia="Arial" w:hAnsi="Arial"/>
+                <w:b w:val="false"/>
+                <w:bCs w:val="false"/>
+                <w:i w:val="false"/>
+                <w:iCs w:val="false"/>
+                <w:color w:val="000000"/>
+                <w:sz w:val="20"/>
+                <w:szCs w:val="20"/>
+              </w:rPr>
+              <w:t xml:space="preserve">    • The Design — How did you break it into functions? Why that design?</w:t>
+            </w:r>
+            <w:r>
+              <w:rPr>
+                <w:rFonts w:ascii="Arial" w:cs="Arial" w:eastAsia="Arial" w:hAnsi="Arial"/>
+                <w:sz w:val="20"/>
+                <w:szCs w:val="20"/>
+              </w:rPr>
+              <w:br/>
+              <w:t xml:space="preserve"/>
+            </w:r>
+            <w:r>
+              <w:rPr>
+                <w:rFonts w:ascii="Arial" w:cs="Arial" w:eastAsia="Arial" w:hAnsi="Arial"/>
+                <w:b w:val="false"/>
+                <w:bCs w:val="false"/>
+                <w:i w:val="false"/>
+                <w:iCs w:val="false"/>
+                <w:color w:val="000000"/>
+                <w:sz w:val="20"/>
+                <w:szCs w:val="20"/>
+              </w:rPr>
+              <w:t xml:space="preserve">    • Key Functions — Show 1–2 interesting functions. Explain what they do.</w:t>
+            </w:r>
+            <w:r>
+              <w:rPr>
+                <w:rFonts w:ascii="Arial" w:cs="Arial" w:eastAsia="Arial" w:hAnsi="Arial"/>
+                <w:sz w:val="20"/>
+                <w:szCs w:val="20"/>
+              </w:rPr>
+              <w:br/>
+              <w:t xml:space="preserve"/>
+            </w:r>
+            <w:r>
+              <w:rPr>
+                <w:rFonts w:ascii="Arial" w:cs="Arial" w:eastAsia="Arial" w:hAnsi="Arial"/>
+                <w:b w:val="false"/>
+                <w:bCs w:val="false"/>
+                <w:i w:val="false"/>
+                <w:iCs w:val="false"/>
+                <w:color w:val="000000"/>
+                <w:sz w:val="20"/>
+                <w:szCs w:val="20"/>
+              </w:rPr>
+              <w:t xml:space="preserve">    • A Demo — Run your program and show it working.</w:t>
+            </w:r>
+            <w:r>
+              <w:rPr>
+                <w:rFonts w:ascii="Arial" w:cs="Arial" w:eastAsia="Arial" w:hAnsi="Arial"/>
+                <w:sz w:val="20"/>
+                <w:szCs w:val="20"/>
+              </w:rPr>
+              <w:br/>
+              <w:t xml:space="preserve"/>
+            </w:r>
+            <w:r>
+              <w:rPr>
+                <w:rFonts w:ascii="Arial" w:cs="Arial" w:eastAsia="Arial" w:hAnsi="Arial"/>
+                <w:b w:val="false"/>
+                <w:bCs w:val="false"/>
+                <w:i w:val="false"/>
+                <w:iCs w:val="false"/>
+                <w:color w:val="000000"/>
+                <w:sz w:val="20"/>
+                <w:szCs w:val="20"/>
+              </w:rPr>
+              <w:t xml:space="preserve">    • Lessons Learned — What was challenging? What would you do differently?</w:t>
+            </w:r>
+            <w:r>
+              <w:rPr>
+                <w:rFonts w:ascii="Arial" w:cs="Arial" w:eastAsia="Arial" w:hAnsi="Arial"/>
+                <w:sz w:val="20"/>
+                <w:szCs w:val="20"/>
+              </w:rPr>
+              <w:br/>
+              <w:t xml:space="preserve"/>
+            </w:r>
+            <w:r>
+              <w:rPr>
+                <w:rFonts w:ascii="Arial" w:cs="Arial" w:eastAsia="Arial" w:hAnsi="Arial"/>
+                <w:b w:val="false"/>
+                <w:bCs w:val="false"/>
+                <w:i w:val="false"/>
+                <w:iCs w:val="false"/>
+                <w:color w:val="000000"/>
+                <w:sz w:val="20"/>
+                <w:szCs w:val="20"/>
+              </w:rPr>
+              <w:t xml:space="preserve">    • Don't read your code verbatim—explain the ideas</w:t>
+            </w:r>
+            <w:r>
+              <w:rPr>
+                <w:rFonts w:ascii="Arial" w:cs="Arial" w:eastAsia="Arial" w:hAnsi="Arial"/>
+                <w:sz w:val="20"/>
+                <w:szCs w:val="20"/>
+              </w:rPr>
+              <w:br/>
+              <w:t xml:space="preserve"/>
+            </w:r>
+            <w:r>
+              <w:rPr>
+                <w:rFonts w:ascii="Arial" w:cs="Arial" w:eastAsia="Arial" w:hAnsi="Arial"/>
+                <w:b w:val="false"/>
+                <w:bCs w:val="false"/>
+                <w:i w:val="false"/>
+                <w:iCs w:val="false"/>
+                <w:color w:val="000000"/>
+                <w:sz w:val="20"/>
+                <w:szCs w:val="20"/>
+              </w:rPr>
+              <w:t xml:space="preserve">    • Focus on design, not syntax details</w:t>
+            </w:r>
+            <w:r>
+              <w:rPr>
+                <w:rFonts w:ascii="Arial" w:cs="Arial" w:eastAsia="Arial" w:hAnsi="Arial"/>
+                <w:sz w:val="20"/>
+                <w:szCs w:val="20"/>
+              </w:rPr>
+              <w:br/>
+              <w:t xml:space="preserve"/>
+            </w:r>
+            <w:r>
+              <w:rPr>
+                <w:rFonts w:ascii="Arial" w:cs="Arial" w:eastAsia="Arial" w:hAnsi="Arial"/>
+                <w:b w:val="false"/>
+                <w:bCs w:val="false"/>
+                <w:i w:val="false"/>
+                <w:iCs w:val="false"/>
+                <w:color w:val="000000"/>
+                <w:sz w:val="20"/>
+                <w:szCs w:val="20"/>
+              </w:rPr>
+              <w:t xml:space="preserve">    • Highlight your best work</w:t>
+            </w:r>
+            <w:r>
+              <w:rPr>
+                <w:rFonts w:ascii="Arial" w:cs="Arial" w:eastAsia="Arial" w:hAnsi="Arial"/>
+                <w:sz w:val="20"/>
+                <w:szCs w:val="20"/>
+              </w:rPr>
+              <w:br/>
+              <w:t xml:space="preserve"/>
+            </w:r>
+            <w:r>
+              <w:rPr>
+                <w:rFonts w:ascii="Arial" w:cs="Arial" w:eastAsia="Arial" w:hAnsi="Arial"/>
+                <w:sz w:val="20"/>
+                <w:szCs w:val="20"/>
+              </w:rPr>
+              <w:br/>
+              <w:t xml:space="preserve"/>
+            </w:r>
+            <w:r>
+              <w:rPr>
+                <w:rFonts w:ascii="Arial" w:cs="Arial" w:eastAsia="Arial" w:hAnsi="Arial"/>
+                <w:b/>
+                <w:bCs/>
+                <w:i w:val="false"/>
+                <w:iCs w:val="false"/>
+                <w:color w:val="000000"/>
+                <w:sz w:val="20"/>
+                <w:szCs w:val="20"/>
+              </w:rPr>
+              <w:t xml:space="preserve">Vocabulary: </w:t>
+            </w:r>
+            <w:r>
+              <w:rPr>
+                <w:rFonts w:ascii="Arial" w:cs="Arial" w:eastAsia="Arial" w:hAnsi="Arial"/>
+                <w:b w:val="false"/>
+                <w:bCs w:val="false"/>
+                <w:i w:val="false"/>
+                <w:iCs w:val="false"/>
+                <w:color w:val="000000"/>
+                <w:sz w:val="20"/>
+                <w:szCs w:val="20"/>
+              </w:rPr>
+              <w:t xml:space="preserve">share your mini-projects, receive feedback, review others' code, When presenting (3–5 minutes), The Problem, The Design</w:t>
+            </w:r>
+            <w:r>
+              <w:rPr>
+                <w:rFonts w:ascii="Arial" w:cs="Arial" w:eastAsia="Arial" w:hAnsi="Arial"/>
+                <w:sz w:val="20"/>
+                <w:szCs w:val="20"/>
+              </w:rPr>
+              <w:br/>
+              <w:t xml:space="preserve"/>
+            </w:r>
+            <w:r>
+              <w:rPr>
+                <w:rFonts w:ascii="Arial" w:cs="Arial" w:eastAsia="Arial" w:hAnsi="Arial"/>
+                <w:sz w:val="20"/>
+                <w:szCs w:val="20"/>
+              </w:rPr>
+              <w:br/>
+              <w:t xml:space="preserve"/>
+            </w:r>
+            <w:r>
+              <w:rPr>
+                <w:rFonts w:ascii="Arial" w:cs="Arial" w:eastAsia="Arial" w:hAnsi="Arial"/>
                 <w:b/>
                 <w:bCs/>
                 <w:i/>
@@ -723,7 +1093,29 @@
                 <w:sz w:val="20"/>
                 <w:szCs w:val="20"/>
               </w:rPr>
-              <w:t xml:space="preserve">    Work through problems from the day's exercise set.</w:t>
+              <w:t xml:space="preserve">    Students present their work and provide constructive peer feedback.</w:t>
+            </w:r>
+            <w:r>
+              <w:rPr>
+                <w:rFonts w:ascii="Arial" w:cs="Arial" w:eastAsia="Arial" w:hAnsi="Arial"/>
+                <w:sz w:val="20"/>
+                <w:szCs w:val="20"/>
+              </w:rPr>
+              <w:br/>
+              <w:t xml:space="preserve"/>
+            </w:r>
+            <w:r>
+              <w:rPr>
+                <w:rFonts w:ascii="Arial" w:cs="Arial" w:eastAsia="Arial" w:hAnsi="Arial"/>
+                <w:b w:val="false"/>
+                <w:bCs w:val="false"/>
+                <w:i w:val="false"/>
+                <w:iCs w:val="false"/>
+                <w:color w:val="000000"/>
+                <w:sz w:val="20"/>
+                <w:szCs w:val="20"/>
+              </w:rPr>
+              <w:t xml:space="preserve">    Use the peer review form to guide feedback.</w:t>
             </w:r>
             <w:r>
               <w:rPr>
@@ -891,6 +1283,1231 @@
     <w:p>
       <w:pPr>
         <w:spacing w:after="200"/>
+      </w:pPr>
+    </w:p>
+    <w:p>
+      <w:pPr>
+        <w:pBdr>
+          <w:bottom w:val="single" w:color="2B5797" w:sz="4" w:space="4"/>
+        </w:pBdr>
+        <w:spacing w:after="100" w:before="120"/>
+      </w:pPr>
+      <w:r>
+        <w:rPr>
+          <w:rFonts w:ascii="Arial" w:cs="Arial" w:eastAsia="Arial" w:hAnsi="Arial"/>
+          <w:b/>
+          <w:bCs/>
+          <w:color w:val="2B5797"/>
+          <w:sz w:val="24"/>
+          <w:szCs w:val="24"/>
+        </w:rPr>
+        <w:t xml:space="preserve">Key Concepts</w:t>
+      </w:r>
+    </w:p>
+    <w:p>
+      <w:pPr>
+        <w:spacing w:after="60"/>
+      </w:pPr>
+      <w:r>
+        <w:rPr>
+          <w:rFonts w:ascii="Arial" w:cs="Arial" w:eastAsia="Arial" w:hAnsi="Arial"/>
+          <w:sz w:val="20"/>
+          <w:szCs w:val="20"/>
+        </w:rPr>
+        <w:t xml:space="preserve">Today is celebration day and learning day! You'll share your mini-projects with the class, receive feedback, and review others' code. This teaches essential professional skills: communication, code reading, and collaborative improvement.</w:t>
+      </w:r>
+    </w:p>
+    <w:p>
+      <w:pPr>
+        <w:spacing w:after="60"/>
+      </w:pPr>
+      <w:r>
+        <w:rPr>
+          <w:rFonts w:ascii="Arial" w:cs="Arial" w:eastAsia="Arial" w:hAnsi="Arial"/>
+          <w:sz w:val="20"/>
+          <w:szCs w:val="20"/>
+        </w:rPr>
+        <w:t xml:space="preserve">When presenting (3–5 minutes):</w:t>
+      </w:r>
+    </w:p>
+    <w:p>
+      <w:pPr>
+        <w:spacing w:after="60"/>
+      </w:pPr>
+      <w:r>
+        <w:rPr>
+          <w:rFonts w:ascii="Arial" w:cs="Arial" w:eastAsia="Arial" w:hAnsi="Arial"/>
+          <w:sz w:val="20"/>
+          <w:szCs w:val="20"/>
+        </w:rPr>
+        <w:t xml:space="preserve">1. The Problem — What does your program do? What problem does it solve?</w:t>
+      </w:r>
+    </w:p>
+    <w:p>
+      <w:pPr>
+        <w:spacing w:after="60"/>
+      </w:pPr>
+      <w:r>
+        <w:rPr>
+          <w:rFonts w:ascii="Arial" w:cs="Arial" w:eastAsia="Arial" w:hAnsi="Arial"/>
+          <w:sz w:val="20"/>
+          <w:szCs w:val="20"/>
+        </w:rPr>
+        <w:t xml:space="preserve">2. The Design — How did you break it into functions? Why that design?</w:t>
+      </w:r>
+    </w:p>
+    <w:p>
+      <w:pPr>
+        <w:spacing w:after="60"/>
+      </w:pPr>
+      <w:r>
+        <w:rPr>
+          <w:rFonts w:ascii="Arial" w:cs="Arial" w:eastAsia="Arial" w:hAnsi="Arial"/>
+          <w:sz w:val="20"/>
+          <w:szCs w:val="20"/>
+        </w:rPr>
+        <w:t xml:space="preserve">3. Key Functions — Show 1–2 interesting functions. Explain what they do.</w:t>
+      </w:r>
+    </w:p>
+    <w:p>
+      <w:pPr>
+        <w:spacing w:after="60"/>
+      </w:pPr>
+      <w:r>
+        <w:rPr>
+          <w:rFonts w:ascii="Arial" w:cs="Arial" w:eastAsia="Arial" w:hAnsi="Arial"/>
+          <w:sz w:val="20"/>
+          <w:szCs w:val="20"/>
+        </w:rPr>
+        <w:t xml:space="preserve">4. A Demo — Run your program and show it working.</w:t>
+      </w:r>
+    </w:p>
+    <w:p>
+      <w:pPr>
+        <w:spacing w:after="60"/>
+      </w:pPr>
+      <w:r>
+        <w:rPr>
+          <w:rFonts w:ascii="Arial" w:cs="Arial" w:eastAsia="Arial" w:hAnsi="Arial"/>
+          <w:sz w:val="20"/>
+          <w:szCs w:val="20"/>
+        </w:rPr>
+        <w:t xml:space="preserve">5. Lessons Learned — What was challenging? What would you do differently?</w:t>
+      </w:r>
+    </w:p>
+    <w:p>
+      <w:pPr>
+        <w:spacing w:after="60"/>
+      </w:pPr>
+      <w:r>
+        <w:rPr>
+          <w:rFonts w:ascii="Arial" w:cs="Arial" w:eastAsia="Arial" w:hAnsi="Arial"/>
+          <w:sz w:val="20"/>
+          <w:szCs w:val="20"/>
+        </w:rPr>
+        <w:t xml:space="preserve">Tips:</w:t>
+      </w:r>
+    </w:p>
+    <w:p>
+      <w:pPr>
+        <w:spacing w:after="60"/>
+        <w:ind w:left="360"/>
+      </w:pPr>
+      <w:r>
+        <w:rPr>
+          <w:rFonts w:ascii="Arial" w:cs="Arial" w:eastAsia="Arial" w:hAnsi="Arial"/>
+          <w:sz w:val="20"/>
+          <w:szCs w:val="20"/>
+        </w:rPr>
+        <w:t xml:space="preserve">• </w:t>
+      </w:r>
+      <w:r>
+        <w:rPr>
+          <w:rFonts w:ascii="Arial" w:cs="Arial" w:eastAsia="Arial" w:hAnsi="Arial"/>
+          <w:sz w:val="20"/>
+          <w:szCs w:val="20"/>
+        </w:rPr>
+        <w:t xml:space="preserve">Don't read your code verbatim—explain the ideas</w:t>
+      </w:r>
+    </w:p>
+    <w:p>
+      <w:pPr>
+        <w:spacing w:after="60"/>
+        <w:ind w:left="360"/>
+      </w:pPr>
+      <w:r>
+        <w:rPr>
+          <w:rFonts w:ascii="Arial" w:cs="Arial" w:eastAsia="Arial" w:hAnsi="Arial"/>
+          <w:sz w:val="20"/>
+          <w:szCs w:val="20"/>
+        </w:rPr>
+        <w:t xml:space="preserve">• </w:t>
+      </w:r>
+      <w:r>
+        <w:rPr>
+          <w:rFonts w:ascii="Arial" w:cs="Arial" w:eastAsia="Arial" w:hAnsi="Arial"/>
+          <w:sz w:val="20"/>
+          <w:szCs w:val="20"/>
+        </w:rPr>
+        <w:t xml:space="preserve">Focus on design, not syntax details</w:t>
+      </w:r>
+    </w:p>
+    <w:p>
+      <w:pPr>
+        <w:spacing w:after="60"/>
+        <w:ind w:left="360"/>
+      </w:pPr>
+      <w:r>
+        <w:rPr>
+          <w:rFonts w:ascii="Arial" w:cs="Arial" w:eastAsia="Arial" w:hAnsi="Arial"/>
+          <w:sz w:val="20"/>
+          <w:szCs w:val="20"/>
+        </w:rPr>
+        <w:t xml:space="preserve">• </w:t>
+      </w:r>
+      <w:r>
+        <w:rPr>
+          <w:rFonts w:ascii="Arial" w:cs="Arial" w:eastAsia="Arial" w:hAnsi="Arial"/>
+          <w:sz w:val="20"/>
+          <w:szCs w:val="20"/>
+        </w:rPr>
+        <w:t xml:space="preserve">Highlight your best work</w:t>
+      </w:r>
+    </w:p>
+    <w:p>
+      <w:pPr>
+        <w:spacing w:after="60"/>
+        <w:ind w:left="360"/>
+      </w:pPr>
+      <w:r>
+        <w:rPr>
+          <w:rFonts w:ascii="Arial" w:cs="Arial" w:eastAsia="Arial" w:hAnsi="Arial"/>
+          <w:sz w:val="20"/>
+          <w:szCs w:val="20"/>
+        </w:rPr>
+        <w:t xml:space="preserve">• </w:t>
+      </w:r>
+      <w:r>
+        <w:rPr>
+          <w:rFonts w:ascii="Arial" w:cs="Arial" w:eastAsia="Arial" w:hAnsi="Arial"/>
+          <w:sz w:val="20"/>
+          <w:szCs w:val="20"/>
+        </w:rPr>
+        <w:t xml:space="preserve">Be ready to answer questions</w:t>
+      </w:r>
+    </w:p>
+    <w:p>
+      <w:pPr>
+        <w:spacing w:after="60"/>
+      </w:pPr>
+      <w:r>
+        <w:rPr>
+          <w:rFonts w:ascii="Arial" w:cs="Arial" w:eastAsia="Arial" w:hAnsi="Arial"/>
+          <w:sz w:val="20"/>
+          <w:szCs w:val="20"/>
+        </w:rPr>
+        <w:t xml:space="preserve">When reviewing someone else's code:</w:t>
+      </w:r>
+    </w:p>
+    <w:p>
+      <w:pPr>
+        <w:spacing w:after="60"/>
+      </w:pPr>
+      <w:r>
+        <w:rPr>
+          <w:rFonts w:ascii="Arial" w:cs="Arial" w:eastAsia="Arial" w:hAnsi="Arial"/>
+          <w:sz w:val="20"/>
+          <w:szCs w:val="20"/>
+        </w:rPr>
+        <w:t xml:space="preserve">Read through the code and look for:</w:t>
+      </w:r>
+    </w:p>
+    <w:p>
+      <w:pPr>
+        <w:spacing w:after="60"/>
+      </w:pPr>
+      <w:r>
+        <w:rPr>
+          <w:rFonts w:ascii="Arial" w:cs="Arial" w:eastAsia="Arial" w:hAnsi="Arial"/>
+          <w:sz w:val="20"/>
+          <w:szCs w:val="20"/>
+        </w:rPr>
+        <w:t xml:space="preserve">1. Clarity — Can you understand what the functions do? Are names clear?</w:t>
+      </w:r>
+    </w:p>
+    <w:p>
+      <w:pPr>
+        <w:spacing w:after="60"/>
+      </w:pPr>
+      <w:r>
+        <w:rPr>
+          <w:rFonts w:ascii="Arial" w:cs="Arial" w:eastAsia="Arial" w:hAnsi="Arial"/>
+          <w:sz w:val="20"/>
+          <w:szCs w:val="20"/>
+        </w:rPr>
+        <w:t xml:space="preserve">2. Organization — Is the code well-structured? Does main() make sense?</w:t>
+      </w:r>
+    </w:p>
+    <w:p>
+      <w:pPr>
+        <w:spacing w:after="60"/>
+      </w:pPr>
+      <w:r>
+        <w:rPr>
+          <w:rFonts w:ascii="Arial" w:cs="Arial" w:eastAsia="Arial" w:hAnsi="Arial"/>
+          <w:sz w:val="20"/>
+          <w:szCs w:val="20"/>
+        </w:rPr>
+        <w:t xml:space="preserve">3. Documentation — Are there docstrings and comments where needed?</w:t>
+      </w:r>
+    </w:p>
+    <w:p>
+      <w:pPr>
+        <w:spacing w:after="60"/>
+      </w:pPr>
+      <w:r>
+        <w:rPr>
+          <w:rFonts w:ascii="Arial" w:cs="Arial" w:eastAsia="Arial" w:hAnsi="Arial"/>
+          <w:sz w:val="20"/>
+          <w:szCs w:val="20"/>
+        </w:rPr>
+        <w:t xml:space="preserve">4. Scope — Does the code use local variables appropriately? Avoid globals?</w:t>
+      </w:r>
+    </w:p>
+    <w:p>
+      <w:pPr>
+        <w:spacing w:after="60"/>
+      </w:pPr>
+      <w:r>
+        <w:rPr>
+          <w:rFonts w:ascii="Arial" w:cs="Arial" w:eastAsia="Arial" w:hAnsi="Arial"/>
+          <w:sz w:val="20"/>
+          <w:szCs w:val="20"/>
+        </w:rPr>
+        <w:t xml:space="preserve">5. Bugs — Do you see any potential issues?</w:t>
+      </w:r>
+    </w:p>
+    <w:p>
+      <w:pPr>
+        <w:spacing w:after="60"/>
+      </w:pPr>
+      <w:r>
+        <w:rPr>
+          <w:rFonts w:ascii="Arial" w:cs="Arial" w:eastAsia="Arial" w:hAnsi="Arial"/>
+          <w:sz w:val="20"/>
+          <w:szCs w:val="20"/>
+        </w:rPr>
+        <w:t xml:space="preserve">6. Good practices — What did they do well?</w:t>
+      </w:r>
+    </w:p>
+    <w:p>
+      <w:pPr>
+        <w:spacing w:after="60"/>
+      </w:pPr>
+      <w:r>
+        <w:rPr>
+          <w:rFonts w:ascii="Arial" w:cs="Arial" w:eastAsia="Arial" w:hAnsi="Arial"/>
+          <w:sz w:val="20"/>
+          <w:szCs w:val="20"/>
+        </w:rPr>
+        <w:t xml:space="preserve">Provide feedback using this format:</w:t>
+      </w:r>
+    </w:p>
+    <w:p>
+      <w:pPr>
+        <w:spacing w:after="60"/>
+      </w:pPr>
+      <w:r>
+        <w:rPr>
+          <w:rFonts w:ascii="Arial" w:cs="Arial" w:eastAsia="Arial" w:hAnsi="Arial"/>
+          <w:sz w:val="20"/>
+          <w:szCs w:val="20"/>
+        </w:rPr>
+        <w:t xml:space="preserve">Keep feedback constructive:</w:t>
+      </w:r>
+    </w:p>
+    <w:p>
+      <w:pPr>
+        <w:spacing w:after="60"/>
+        <w:ind w:left="360"/>
+      </w:pPr>
+      <w:r>
+        <w:rPr>
+          <w:rFonts w:ascii="Arial" w:cs="Arial" w:eastAsia="Arial" w:hAnsi="Arial"/>
+          <w:sz w:val="20"/>
+          <w:szCs w:val="20"/>
+        </w:rPr>
+        <w:t xml:space="preserve">• </w:t>
+      </w:r>
+      <w:r>
+        <w:rPr>
+          <w:rFonts w:ascii="Arial" w:cs="Arial" w:eastAsia="Arial" w:hAnsi="Arial"/>
+          <w:sz w:val="20"/>
+          <w:szCs w:val="20"/>
+        </w:rPr>
+        <w:t xml:space="preserve">Start with something positive</w:t>
+      </w:r>
+    </w:p>
+    <w:p>
+      <w:pPr>
+        <w:spacing w:after="60"/>
+        <w:ind w:left="360"/>
+      </w:pPr>
+      <w:r>
+        <w:rPr>
+          <w:rFonts w:ascii="Arial" w:cs="Arial" w:eastAsia="Arial" w:hAnsi="Arial"/>
+          <w:sz w:val="20"/>
+          <w:szCs w:val="20"/>
+        </w:rPr>
+        <w:t xml:space="preserve">• </w:t>
+      </w:r>
+      <w:r>
+        <w:rPr>
+          <w:rFonts w:ascii="Arial" w:cs="Arial" w:eastAsia="Arial" w:hAnsi="Arial"/>
+          <w:sz w:val="20"/>
+          <w:szCs w:val="20"/>
+        </w:rPr>
+        <w:t xml:space="preserve">Be specific, not vague</w:t>
+      </w:r>
+    </w:p>
+    <w:p>
+      <w:pPr>
+        <w:spacing w:after="60"/>
+        <w:ind w:left="360"/>
+      </w:pPr>
+      <w:r>
+        <w:rPr>
+          <w:rFonts w:ascii="Arial" w:cs="Arial" w:eastAsia="Arial" w:hAnsi="Arial"/>
+          <w:sz w:val="20"/>
+          <w:szCs w:val="20"/>
+        </w:rPr>
+        <w:t xml:space="preserve">• </w:t>
+      </w:r>
+      <w:r>
+        <w:rPr>
+          <w:rFonts w:ascii="Arial" w:cs="Arial" w:eastAsia="Arial" w:hAnsi="Arial"/>
+          <w:sz w:val="20"/>
+          <w:szCs w:val="20"/>
+        </w:rPr>
+        <w:t xml:space="preserve">Offer improvement ideas, not just criticism</w:t>
+      </w:r>
+    </w:p>
+    <w:p>
+      <w:pPr>
+        <w:spacing w:after="60"/>
+        <w:ind w:left="360"/>
+      </w:pPr>
+      <w:r>
+        <w:rPr>
+          <w:rFonts w:ascii="Arial" w:cs="Arial" w:eastAsia="Arial" w:hAnsi="Arial"/>
+          <w:sz w:val="20"/>
+          <w:szCs w:val="20"/>
+        </w:rPr>
+        <w:t xml:space="preserve">• </w:t>
+      </w:r>
+      <w:r>
+        <w:rPr>
+          <w:rFonts w:ascii="Arial" w:cs="Arial" w:eastAsia="Arial" w:hAnsi="Arial"/>
+          <w:sz w:val="20"/>
+          <w:szCs w:val="20"/>
+        </w:rPr>
+        <w:t xml:space="preserve">Ask questions to understand their choices</w:t>
+      </w:r>
+    </w:p>
+    <w:p>
+      <w:pPr>
+        <w:spacing w:after="60"/>
+      </w:pPr>
+      <w:r>
+        <w:rPr>
+          <w:rFonts w:ascii="Arial" w:cs="Arial" w:eastAsia="Arial" w:hAnsi="Arial"/>
+          <w:sz w:val="20"/>
+          <w:szCs w:val="20"/>
+        </w:rPr>
+        <w:t xml:space="preserve">For each program, ask:</w:t>
+      </w:r>
+    </w:p>
+    <w:p>
+      <w:pPr>
+        <w:spacing w:after="60"/>
+        <w:ind w:left="360"/>
+      </w:pPr>
+      <w:r>
+        <w:rPr>
+          <w:rFonts w:ascii="Arial" w:cs="Arial" w:eastAsia="Arial" w:hAnsi="Arial"/>
+          <w:sz w:val="20"/>
+          <w:szCs w:val="20"/>
+        </w:rPr>
+        <w:t xml:space="preserve">• </w:t>
+      </w:r>
+      <w:r>
+        <w:rPr>
+          <w:rFonts w:ascii="Arial" w:cs="Arial" w:eastAsia="Arial" w:hAnsi="Arial"/>
+          <w:sz w:val="20"/>
+          <w:szCs w:val="20"/>
+        </w:rPr>
+        <w:t xml:space="preserve">[ ] Can I understand what each function does without reading the implementation?</w:t>
+      </w:r>
+    </w:p>
+    <w:p>
+      <w:pPr>
+        <w:spacing w:after="60"/>
+        <w:ind w:left="360"/>
+      </w:pPr>
+      <w:r>
+        <w:rPr>
+          <w:rFonts w:ascii="Arial" w:cs="Arial" w:eastAsia="Arial" w:hAnsi="Arial"/>
+          <w:sz w:val="20"/>
+          <w:szCs w:val="20"/>
+        </w:rPr>
+        <w:t xml:space="preserve">• </w:t>
+      </w:r>
+      <w:r>
+        <w:rPr>
+          <w:rFonts w:ascii="Arial" w:cs="Arial" w:eastAsia="Arial" w:hAnsi="Arial"/>
+          <w:sz w:val="20"/>
+          <w:szCs w:val="20"/>
+        </w:rPr>
+        <w:t xml:space="preserve">[ ] Does the program have a clear main() function?</w:t>
+      </w:r>
+    </w:p>
+    <w:p>
+      <w:pPr>
+        <w:spacing w:after="60"/>
+        <w:ind w:left="360"/>
+      </w:pPr>
+      <w:r>
+        <w:rPr>
+          <w:rFonts w:ascii="Arial" w:cs="Arial" w:eastAsia="Arial" w:hAnsi="Arial"/>
+          <w:sz w:val="20"/>
+          <w:szCs w:val="20"/>
+        </w:rPr>
+        <w:t xml:space="preserve">• </w:t>
+      </w:r>
+      <w:r>
+        <w:rPr>
+          <w:rFonts w:ascii="Arial" w:cs="Arial" w:eastAsia="Arial" w:hAnsi="Arial"/>
+          <w:sz w:val="20"/>
+          <w:szCs w:val="20"/>
+        </w:rPr>
+        <w:t xml:space="preserve">[ ] Are variable names clear and descriptive?</w:t>
+      </w:r>
+    </w:p>
+    <w:p>
+      <w:pPr>
+        <w:spacing w:after="60"/>
+        <w:ind w:left="360"/>
+      </w:pPr>
+      <w:r>
+        <w:rPr>
+          <w:rFonts w:ascii="Arial" w:cs="Arial" w:eastAsia="Arial" w:hAnsi="Arial"/>
+          <w:sz w:val="20"/>
+          <w:szCs w:val="20"/>
+        </w:rPr>
+        <w:t xml:space="preserve">• </w:t>
+      </w:r>
+      <w:r>
+        <w:rPr>
+          <w:rFonts w:ascii="Arial" w:cs="Arial" w:eastAsia="Arial" w:hAnsi="Arial"/>
+          <w:sz w:val="20"/>
+          <w:szCs w:val="20"/>
+        </w:rPr>
+        <w:t xml:space="preserve">[ ] Does the code avoid unnecessary global variables?</w:t>
+      </w:r>
+    </w:p>
+    <w:p>
+      <w:pPr>
+        <w:spacing w:after="60"/>
+        <w:ind w:left="360"/>
+      </w:pPr>
+      <w:r>
+        <w:rPr>
+          <w:rFonts w:ascii="Arial" w:cs="Arial" w:eastAsia="Arial" w:hAnsi="Arial"/>
+          <w:sz w:val="20"/>
+          <w:szCs w:val="20"/>
+        </w:rPr>
+        <w:t xml:space="preserve">• </w:t>
+      </w:r>
+      <w:r>
+        <w:rPr>
+          <w:rFonts w:ascii="Arial" w:cs="Arial" w:eastAsia="Arial" w:hAnsi="Arial"/>
+          <w:sz w:val="20"/>
+          <w:szCs w:val="20"/>
+        </w:rPr>
+        <w:t xml:space="preserve">[ ] Can I find at least one example of function composition (functions calling functions)?</w:t>
+      </w:r>
+    </w:p>
+    <w:p>
+      <w:pPr>
+        <w:spacing w:after="60"/>
+        <w:ind w:left="360"/>
+      </w:pPr>
+      <w:r>
+        <w:rPr>
+          <w:rFonts w:ascii="Arial" w:cs="Arial" w:eastAsia="Arial" w:hAnsi="Arial"/>
+          <w:sz w:val="20"/>
+          <w:szCs w:val="20"/>
+        </w:rPr>
+        <w:t xml:space="preserve">• </w:t>
+      </w:r>
+      <w:r>
+        <w:rPr>
+          <w:rFonts w:ascii="Arial" w:cs="Arial" w:eastAsia="Arial" w:hAnsi="Arial"/>
+          <w:sz w:val="20"/>
+          <w:szCs w:val="20"/>
+        </w:rPr>
+        <w:t xml:space="preserve">[ ] Does the program handle edge cases reasonably?</w:t>
+      </w:r>
+    </w:p>
+    <w:p>
+      <w:pPr>
+        <w:spacing w:after="60"/>
+        <w:ind w:left="360"/>
+      </w:pPr>
+      <w:r>
+        <w:rPr>
+          <w:rFonts w:ascii="Arial" w:cs="Arial" w:eastAsia="Arial" w:hAnsi="Arial"/>
+          <w:sz w:val="20"/>
+          <w:szCs w:val="20"/>
+        </w:rPr>
+        <w:t xml:space="preserve">• </w:t>
+      </w:r>
+      <w:r>
+        <w:rPr>
+          <w:rFonts w:ascii="Arial" w:cs="Arial" w:eastAsia="Arial" w:hAnsi="Arial"/>
+          <w:sz w:val="20"/>
+          <w:szCs w:val="20"/>
+        </w:rPr>
+        <w:t xml:space="preserve">[ ] Is the code well-commented?</w:t>
+      </w:r>
+    </w:p>
+    <w:p>
+      <w:pPr>
+        <w:spacing w:after="60"/>
+        <w:ind w:left="360"/>
+      </w:pPr>
+      <w:r>
+        <w:rPr>
+          <w:rFonts w:ascii="Arial" w:cs="Arial" w:eastAsia="Arial" w:hAnsi="Arial"/>
+          <w:sz w:val="20"/>
+          <w:szCs w:val="20"/>
+        </w:rPr>
+        <w:t xml:space="preserve">• </w:t>
+      </w:r>
+      <w:r>
+        <w:rPr>
+          <w:rFonts w:ascii="Arial" w:cs="Arial" w:eastAsia="Arial" w:hAnsi="Arial"/>
+          <w:sz w:val="20"/>
+          <w:szCs w:val="20"/>
+        </w:rPr>
+        <w:t xml:space="preserve">[ ] Would I be able to modify or extend this program?</w:t>
+      </w:r>
+    </w:p>
+    <w:p>
+      <w:pPr>
+        <w:spacing w:after="60"/>
+      </w:pPr>
+      <w:r>
+        <w:rPr>
+          <w:rFonts w:ascii="Arial" w:cs="Arial" w:eastAsia="Arial" w:hAnsi="Arial"/>
+          <w:sz w:val="20"/>
+          <w:szCs w:val="20"/>
+        </w:rPr>
+        <w:t xml:space="preserve">Your teacher will assign presentation order. Typically:</w:t>
+      </w:r>
+    </w:p>
+    <w:p>
+      <w:pPr>
+        <w:spacing w:after="60"/>
+      </w:pPr>
+      <w:r>
+        <w:rPr>
+          <w:rFonts w:ascii="Arial" w:cs="Arial" w:eastAsia="Arial" w:hAnsi="Arial"/>
+          <w:sz w:val="20"/>
+          <w:szCs w:val="20"/>
+        </w:rPr>
+        <w:t xml:space="preserve">1. Presenter introduces their program</w:t>
+      </w:r>
+    </w:p>
+    <w:p>
+      <w:pPr>
+        <w:spacing w:after="60"/>
+      </w:pPr>
+      <w:r>
+        <w:rPr>
+          <w:rFonts w:ascii="Arial" w:cs="Arial" w:eastAsia="Arial" w:hAnsi="Arial"/>
+          <w:sz w:val="20"/>
+          <w:szCs w:val="20"/>
+        </w:rPr>
+        <w:t xml:space="preserve">2. Presenter runs a demo</w:t>
+      </w:r>
+    </w:p>
+    <w:p>
+      <w:pPr>
+        <w:spacing w:after="60"/>
+      </w:pPr>
+      <w:r>
+        <w:rPr>
+          <w:rFonts w:ascii="Arial" w:cs="Arial" w:eastAsia="Arial" w:hAnsi="Arial"/>
+          <w:sz w:val="20"/>
+          <w:szCs w:val="20"/>
+        </w:rPr>
+        <w:t xml:space="preserve">3. Audience asks questions (2–3 min)</w:t>
+      </w:r>
+    </w:p>
+    <w:p>
+      <w:pPr>
+        <w:spacing w:after="60"/>
+      </w:pPr>
+      <w:r>
+        <w:rPr>
+          <w:rFonts w:ascii="Arial" w:cs="Arial" w:eastAsia="Arial" w:hAnsi="Arial"/>
+          <w:sz w:val="20"/>
+          <w:szCs w:val="20"/>
+        </w:rPr>
+        <w:t xml:space="preserve">4. Code review partners provide written feedback</w:t>
+      </w:r>
+    </w:p>
+    <w:p>
+      <w:pPr>
+        <w:spacing w:after="60"/>
+      </w:pPr>
+      <w:r>
+        <w:rPr>
+          <w:rFonts w:ascii="Arial" w:cs="Arial" w:eastAsia="Arial" w:hAnsi="Arial"/>
+          <w:sz w:val="20"/>
+          <w:szCs w:val="20"/>
+        </w:rPr>
+        <w:t xml:space="preserve">5. Move to next presenter</w:t>
+      </w:r>
+    </w:p>
+    <w:p>
+      <w:pPr>
+        <w:spacing w:after="60"/>
+      </w:pPr>
+      <w:r>
+        <w:rPr>
+          <w:rFonts w:ascii="Arial" w:cs="Arial" w:eastAsia="Arial" w:hAnsi="Arial"/>
+          <w:sz w:val="20"/>
+          <w:szCs w:val="20"/>
+        </w:rPr>
+        <w:t xml:space="preserve">Watching others present:</w:t>
+      </w:r>
+    </w:p>
+    <w:p>
+      <w:pPr>
+        <w:spacing w:after="60"/>
+        <w:ind w:left="360"/>
+      </w:pPr>
+      <w:r>
+        <w:rPr>
+          <w:rFonts w:ascii="Arial" w:cs="Arial" w:eastAsia="Arial" w:hAnsi="Arial"/>
+          <w:sz w:val="20"/>
+          <w:szCs w:val="20"/>
+        </w:rPr>
+        <w:t xml:space="preserve">• </w:t>
+      </w:r>
+      <w:r>
+        <w:rPr>
+          <w:rFonts w:ascii="Arial" w:cs="Arial" w:eastAsia="Arial" w:hAnsi="Arial"/>
+          <w:sz w:val="20"/>
+          <w:szCs w:val="20"/>
+        </w:rPr>
+        <w:t xml:space="preserve">Different design approaches — See how different people solve the same problem</w:t>
+      </w:r>
+    </w:p>
+    <w:p>
+      <w:pPr>
+        <w:spacing w:after="60"/>
+        <w:ind w:left="360"/>
+      </w:pPr>
+      <w:r>
+        <w:rPr>
+          <w:rFonts w:ascii="Arial" w:cs="Arial" w:eastAsia="Arial" w:hAnsi="Arial"/>
+          <w:sz w:val="20"/>
+          <w:szCs w:val="20"/>
+        </w:rPr>
+        <w:t xml:space="preserve">• </w:t>
+      </w:r>
+      <w:r>
+        <w:rPr>
+          <w:rFonts w:ascii="Arial" w:cs="Arial" w:eastAsia="Arial" w:hAnsi="Arial"/>
+          <w:sz w:val="20"/>
+          <w:szCs w:val="20"/>
+        </w:rPr>
+        <w:t xml:space="preserve">Code reading skills — Learn to understand code written by others</w:t>
+      </w:r>
+    </w:p>
+    <w:p>
+      <w:pPr>
+        <w:spacing w:after="60"/>
+        <w:ind w:left="360"/>
+      </w:pPr>
+      <w:r>
+        <w:rPr>
+          <w:rFonts w:ascii="Arial" w:cs="Arial" w:eastAsia="Arial" w:hAnsi="Arial"/>
+          <w:sz w:val="20"/>
+          <w:szCs w:val="20"/>
+        </w:rPr>
+        <w:t xml:space="preserve">• </w:t>
+      </w:r>
+      <w:r>
+        <w:rPr>
+          <w:rFonts w:ascii="Arial" w:cs="Arial" w:eastAsia="Arial" w:hAnsi="Arial"/>
+          <w:sz w:val="20"/>
+          <w:szCs w:val="20"/>
+        </w:rPr>
+        <w:t xml:space="preserve">Best practices — Notice what makes code clear and maintainable</w:t>
+      </w:r>
+    </w:p>
+    <w:p>
+      <w:pPr>
+        <w:spacing w:after="60"/>
+        <w:ind w:left="360"/>
+      </w:pPr>
+      <w:r>
+        <w:rPr>
+          <w:rFonts w:ascii="Arial" w:cs="Arial" w:eastAsia="Arial" w:hAnsi="Arial"/>
+          <w:sz w:val="20"/>
+          <w:szCs w:val="20"/>
+        </w:rPr>
+        <w:t xml:space="preserve">• </w:t>
+      </w:r>
+      <w:r>
+        <w:rPr>
+          <w:rFonts w:ascii="Arial" w:cs="Arial" w:eastAsia="Arial" w:hAnsi="Arial"/>
+          <w:sz w:val="20"/>
+          <w:szCs w:val="20"/>
+        </w:rPr>
+        <w:t xml:space="preserve">Feedback skills — Learn to give and receive constructive criticism</w:t>
+      </w:r>
+    </w:p>
+    <w:p>
+      <w:pPr>
+        <w:spacing w:after="60"/>
+      </w:pPr>
+      <w:r>
+        <w:rPr>
+          <w:rFonts w:ascii="Arial" w:cs="Arial" w:eastAsia="Arial" w:hAnsi="Arial"/>
+          <w:sz w:val="20"/>
+          <w:szCs w:val="20"/>
+        </w:rPr>
+        <w:t xml:space="preserve">1. Take notes on feedback you receive</w:t>
+      </w:r>
+    </w:p>
+    <w:p>
+      <w:pPr>
+        <w:spacing w:after="60"/>
+      </w:pPr>
+      <w:r>
+        <w:rPr>
+          <w:rFonts w:ascii="Arial" w:cs="Arial" w:eastAsia="Arial" w:hAnsi="Arial"/>
+          <w:sz w:val="20"/>
+          <w:szCs w:val="20"/>
+        </w:rPr>
+        <w:t xml:space="preserve">2. Thank reviewers for their input</w:t>
+      </w:r>
+    </w:p>
+    <w:p>
+      <w:pPr>
+        <w:spacing w:after="60"/>
+      </w:pPr>
+      <w:r>
+        <w:rPr>
+          <w:rFonts w:ascii="Arial" w:cs="Arial" w:eastAsia="Arial" w:hAnsi="Arial"/>
+          <w:sz w:val="20"/>
+          <w:szCs w:val="20"/>
+        </w:rPr>
+        <w:t xml:space="preserve">3. Reflect on what you'd improve</w:t>
+      </w:r>
+    </w:p>
+    <w:p>
+      <w:pPr>
+        <w:spacing w:after="60"/>
+      </w:pPr>
+      <w:r>
+        <w:rPr>
+          <w:rFonts w:ascii="Arial" w:cs="Arial" w:eastAsia="Arial" w:hAnsi="Arial"/>
+          <w:sz w:val="20"/>
+          <w:szCs w:val="20"/>
+        </w:rPr>
+        <w:t xml:space="preserve">4. Save feedback for future reference</w:t>
+      </w:r>
+    </w:p>
+    <w:p>
+      <w:pPr>
+        <w:spacing w:after="60"/>
+      </w:pPr>
+      <w:r>
+        <w:rPr>
+          <w:rFonts w:ascii="Arial" w:cs="Arial" w:eastAsia="Arial" w:hAnsi="Arial"/>
+          <w:sz w:val="20"/>
+          <w:szCs w:val="20"/>
+        </w:rPr>
+        <w:t xml:space="preserve">Before presenting, ask yourself:</w:t>
+      </w:r>
+    </w:p>
+    <w:p>
+      <w:pPr>
+        <w:spacing w:after="60"/>
+      </w:pPr>
+      <w:r>
+        <w:rPr>
+          <w:rFonts w:ascii="Arial" w:cs="Arial" w:eastAsia="Arial" w:hAnsi="Arial"/>
+          <w:sz w:val="20"/>
+          <w:szCs w:val="20"/>
+        </w:rPr>
+        <w:t xml:space="preserve">1. Can I explain the purpose of each function in one sentence?</w:t>
+      </w:r>
+    </w:p>
+    <w:p>
+      <w:pPr>
+        <w:spacing w:after="60"/>
+      </w:pPr>
+      <w:r>
+        <w:rPr>
+          <w:rFonts w:ascii="Arial" w:cs="Arial" w:eastAsia="Arial" w:hAnsi="Arial"/>
+          <w:sz w:val="20"/>
+          <w:szCs w:val="20"/>
+        </w:rPr>
+        <w:t xml:space="preserve">2. Can I explain my design choices to the class?</w:t>
+      </w:r>
+    </w:p>
+    <w:p>
+      <w:pPr>
+        <w:spacing w:after="60"/>
+      </w:pPr>
+      <w:r>
+        <w:rPr>
+          <w:rFonts w:ascii="Arial" w:cs="Arial" w:eastAsia="Arial" w:hAnsi="Arial"/>
+          <w:sz w:val="20"/>
+          <w:szCs w:val="20"/>
+        </w:rPr>
+        <w:t xml:space="preserve">3. Are there any bugs or edge cases I didn't handle?</w:t>
+      </w:r>
+    </w:p>
+    <w:p>
+      <w:pPr>
+        <w:spacing w:after="60"/>
+      </w:pPr>
+      <w:r>
+        <w:rPr>
+          <w:rFonts w:ascii="Arial" w:cs="Arial" w:eastAsia="Arial" w:hAnsi="Arial"/>
+          <w:sz w:val="20"/>
+          <w:szCs w:val="20"/>
+        </w:rPr>
+        <w:t xml:space="preserve">4. If someone else read my code, would they understand it?</w:t>
+      </w:r>
+    </w:p>
+    <w:p>
+      <w:pPr>
+        <w:spacing w:after="60"/>
+      </w:pPr>
+      <w:r>
+        <w:rPr>
+          <w:rFonts w:ascii="Arial" w:cs="Arial" w:eastAsia="Arial" w:hAnsi="Arial"/>
+          <w:sz w:val="20"/>
+          <w:szCs w:val="20"/>
+        </w:rPr>
+        <w:t xml:space="preserve">5. What's one part I'm proud of? Why?</w:t>
+      </w:r>
+    </w:p>
+    <w:p>
+      <w:pPr>
+        <w:spacing w:after="60"/>
+      </w:pPr>
+      <w:r>
+        <w:rPr>
+          <w:rFonts w:ascii="Arial" w:cs="Arial" w:eastAsia="Arial" w:hAnsi="Arial"/>
+          <w:sz w:val="20"/>
+          <w:szCs w:val="20"/>
+        </w:rPr>
+        <w:t xml:space="preserve">Your presentation and code will likely be evaluated on:</w:t>
+      </w:r>
+    </w:p>
+    <w:p>
+      <w:pPr>
+        <w:spacing w:after="60"/>
+      </w:pPr>
+      <w:r>
+        <w:rPr>
+          <w:rFonts w:ascii="Arial" w:cs="Arial" w:eastAsia="Arial" w:hAnsi="Arial"/>
+          <w:sz w:val="20"/>
+          <w:szCs w:val="20"/>
+        </w:rPr>
+        <w:t xml:space="preserve">| Criterion | Excellent | Good | Fair |</w:t>
+      </w:r>
+    </w:p>
+    <w:p>
+      <w:pPr>
+        <w:spacing w:after="60"/>
+      </w:pPr>
+      <w:r>
+        <w:rPr>
+          <w:rFonts w:ascii="Arial" w:cs="Arial" w:eastAsia="Arial" w:hAnsi="Arial"/>
+          <w:sz w:val="20"/>
+          <w:szCs w:val="20"/>
+        </w:rPr>
+        <w:t xml:space="preserve">|--|--|||</w:t>
+      </w:r>
+    </w:p>
+    <w:p>
+      <w:pPr>
+        <w:spacing w:after="60"/>
+      </w:pPr>
+      <w:r>
+        <w:rPr>
+          <w:rFonts w:ascii="Arial" w:cs="Arial" w:eastAsia="Arial" w:hAnsi="Arial"/>
+          <w:sz w:val="20"/>
+          <w:szCs w:val="20"/>
+        </w:rPr>
+        <w:t xml:space="preserve">| Design | Clear functions, good composition | Logical structure, most choices make sense | Some organization, unclear choices |</w:t>
+      </w:r>
+    </w:p>
+    <w:p>
+      <w:pPr>
+        <w:spacing w:after="60"/>
+      </w:pPr>
+      <w:r>
+        <w:rPr>
+          <w:rFonts w:ascii="Arial" w:cs="Arial" w:eastAsia="Arial" w:hAnsi="Arial"/>
+          <w:sz w:val="20"/>
+          <w:szCs w:val="20"/>
+        </w:rPr>
+        <w:t xml:space="preserve">| Code Quality | Well-documented, clean, clear | Mostly clear with some rough spots | Hard to read, minimal comments |</w:t>
+      </w:r>
+    </w:p>
+    <w:p>
+      <w:pPr>
+        <w:spacing w:after="60"/>
+      </w:pPr>
+      <w:r>
+        <w:rPr>
+          <w:rFonts w:ascii="Arial" w:cs="Arial" w:eastAsia="Arial" w:hAnsi="Arial"/>
+          <w:sz w:val="20"/>
+          <w:szCs w:val="20"/>
+        </w:rPr>
+        <w:t xml:space="preserve">| Functionality | Works well with multiple test cases | Works for main cases, minor bugs | Limited functionality, significant bugs |</w:t>
+      </w:r>
+    </w:p>
+    <w:p>
+      <w:pPr>
+        <w:spacing w:after="60"/>
+      </w:pPr>
+      <w:r>
+        <w:rPr>
+          <w:rFonts w:ascii="Arial" w:cs="Arial" w:eastAsia="Arial" w:hAnsi="Arial"/>
+          <w:sz w:val="20"/>
+          <w:szCs w:val="20"/>
+        </w:rPr>
+        <w:t xml:space="preserve">| Presentation | Clear, confident, good demo | Explains code, shows it works | Unclear explanation or demo issues |</w:t>
+      </w:r>
+    </w:p>
+    <w:p>
+      <w:pPr>
+        <w:spacing w:after="60"/>
+      </w:pPr>
+      <w:r>
+        <w:rPr>
+          <w:rFonts w:ascii="Arial" w:cs="Arial" w:eastAsia="Arial" w:hAnsi="Arial"/>
+          <w:sz w:val="20"/>
+          <w:szCs w:val="20"/>
+        </w:rPr>
+        <w:t xml:space="preserve">| Documentation | Excellent docstrings and comments | Good docstrings, adequate comments | Minimal documentation |</w:t>
+      </w:r>
+    </w:p>
+    <w:p>
+      <w:pPr>
+        <w:spacing w:after="60"/>
+        <w:ind w:left="360"/>
+      </w:pPr>
+      <w:r>
+        <w:rPr>
+          <w:rFonts w:ascii="Arial" w:cs="Arial" w:eastAsia="Arial" w:hAnsi="Arial"/>
+          <w:sz w:val="20"/>
+          <w:szCs w:val="20"/>
+        </w:rPr>
+        <w:t xml:space="preserve">• </w:t>
+      </w:r>
+      <w:r>
+        <w:rPr>
+          <w:rFonts w:ascii="Arial" w:cs="Arial" w:eastAsia="Arial" w:hAnsi="Arial"/>
+          <w:sz w:val="20"/>
+          <w:szCs w:val="20"/>
+        </w:rPr>
+        <w:t xml:space="preserve">0:00–0:05 — Introduction and expectations</w:t>
+      </w:r>
+    </w:p>
+    <w:p>
+      <w:pPr>
+        <w:spacing w:after="60"/>
+        <w:ind w:left="360"/>
+      </w:pPr>
+      <w:r>
+        <w:rPr>
+          <w:rFonts w:ascii="Arial" w:cs="Arial" w:eastAsia="Arial" w:hAnsi="Arial"/>
+          <w:sz w:val="20"/>
+          <w:szCs w:val="20"/>
+        </w:rPr>
+        <w:t xml:space="preserve">• </w:t>
+      </w:r>
+      <w:r>
+        <w:rPr>
+          <w:rFonts w:ascii="Arial" w:cs="Arial" w:eastAsia="Arial" w:hAnsi="Arial"/>
+          <w:sz w:val="20"/>
+          <w:szCs w:val="20"/>
+        </w:rPr>
+        <w:t xml:space="preserve">0:05–0:50 — Presentations (3–5 min each, includes Q&amp;A)</w:t>
+      </w:r>
+    </w:p>
+    <w:p>
+      <w:pPr>
+        <w:spacing w:after="60"/>
+        <w:ind w:left="360"/>
+      </w:pPr>
+      <w:r>
+        <w:rPr>
+          <w:rFonts w:ascii="Arial" w:cs="Arial" w:eastAsia="Arial" w:hAnsi="Arial"/>
+          <w:sz w:val="20"/>
+          <w:szCs w:val="20"/>
+        </w:rPr>
+        <w:t xml:space="preserve">• </w:t>
+      </w:r>
+      <w:r>
+        <w:rPr>
+          <w:rFonts w:ascii="Arial" w:cs="Arial" w:eastAsia="Arial" w:hAnsi="Arial"/>
+          <w:sz w:val="20"/>
+          <w:szCs w:val="20"/>
+        </w:rPr>
+        <w:t xml:space="preserve">0:50–0:55 — Wrap-up, collect feedback</w:t>
+      </w:r>
+    </w:p>
+    <w:p>
+      <w:pPr>
+        <w:spacing w:after="60"/>
+        <w:ind w:left="360"/>
+      </w:pPr>
+      <w:r>
+        <w:rPr>
+          <w:rFonts w:ascii="Arial" w:cs="Arial" w:eastAsia="Arial" w:hAnsi="Arial"/>
+          <w:sz w:val="20"/>
+          <w:szCs w:val="20"/>
+        </w:rPr>
+        <w:t xml:space="preserve">• </w:t>
+      </w:r>
+      <w:r>
+        <w:rPr>
+          <w:rFonts w:ascii="Arial" w:cs="Arial" w:eastAsia="Arial" w:hAnsi="Arial"/>
+          <w:sz w:val="20"/>
+          <w:szCs w:val="20"/>
+        </w:rPr>
+        <w:t xml:space="preserve">Listen actively — Pay attention to other presentations</w:t>
+      </w:r>
+    </w:p>
+    <w:p>
+      <w:pPr>
+        <w:spacing w:after="60"/>
+        <w:ind w:left="360"/>
+      </w:pPr>
+      <w:r>
+        <w:rPr>
+          <w:rFonts w:ascii="Arial" w:cs="Arial" w:eastAsia="Arial" w:hAnsi="Arial"/>
+          <w:sz w:val="20"/>
+          <w:szCs w:val="20"/>
+        </w:rPr>
+        <w:t xml:space="preserve">• </w:t>
+      </w:r>
+      <w:r>
+        <w:rPr>
+          <w:rFonts w:ascii="Arial" w:cs="Arial" w:eastAsia="Arial" w:hAnsi="Arial"/>
+          <w:sz w:val="20"/>
+          <w:szCs w:val="20"/>
+        </w:rPr>
+        <w:t xml:space="preserve">Ask thoughtful questions — Genuine curiosity about their approach</w:t>
+      </w:r>
+    </w:p>
+    <w:p>
+      <w:pPr>
+        <w:spacing w:after="60"/>
+        <w:ind w:left="360"/>
+      </w:pPr>
+      <w:r>
+        <w:rPr>
+          <w:rFonts w:ascii="Arial" w:cs="Arial" w:eastAsia="Arial" w:hAnsi="Arial"/>
+          <w:sz w:val="20"/>
+          <w:szCs w:val="20"/>
+        </w:rPr>
+        <w:t xml:space="preserve">• </w:t>
+      </w:r>
+      <w:r>
+        <w:rPr>
+          <w:rFonts w:ascii="Arial" w:cs="Arial" w:eastAsia="Arial" w:hAnsi="Arial"/>
+          <w:sz w:val="20"/>
+          <w:szCs w:val="20"/>
+        </w:rPr>
+        <w:t xml:space="preserve">Be respectful — Everyone worked hard on their project</w:t>
+      </w:r>
+    </w:p>
+    <w:p>
+      <w:pPr>
+        <w:spacing w:after="60"/>
+        <w:ind w:left="360"/>
+      </w:pPr>
+      <w:r>
+        <w:rPr>
+          <w:rFonts w:ascii="Arial" w:cs="Arial" w:eastAsia="Arial" w:hAnsi="Arial"/>
+          <w:sz w:val="20"/>
+          <w:szCs w:val="20"/>
+        </w:rPr>
+        <w:t xml:space="preserve">• </w:t>
+      </w:r>
+      <w:r>
+        <w:rPr>
+          <w:rFonts w:ascii="Arial" w:cs="Arial" w:eastAsia="Arial" w:hAnsi="Arial"/>
+          <w:sz w:val="20"/>
+          <w:szCs w:val="20"/>
+        </w:rPr>
+        <w:t xml:space="preserve">Learn from others — Notice good practices you can use</w:t>
+      </w:r>
+    </w:p>
+    <w:p>
+      <w:pPr>
+        <w:spacing w:after="60"/>
+        <w:ind w:left="360"/>
+      </w:pPr>
+      <w:r>
+        <w:rPr>
+          <w:rFonts w:ascii="Arial" w:cs="Arial" w:eastAsia="Arial" w:hAnsi="Arial"/>
+          <w:sz w:val="20"/>
+          <w:szCs w:val="20"/>
+        </w:rPr>
+        <w:t xml:space="preserve">• </w:t>
+      </w:r>
+      <w:r>
+        <w:rPr>
+          <w:rFonts w:ascii="Arial" w:cs="Arial" w:eastAsia="Arial" w:hAnsi="Arial"/>
+          <w:sz w:val="20"/>
+          <w:szCs w:val="20"/>
+        </w:rPr>
+        <w:t xml:space="preserve">Provide written feedback — Complete review forms</w:t>
+      </w:r>
+    </w:p>
+    <w:p>
+      <w:pPr>
+        <w:spacing w:after="60"/>
+      </w:pPr>
+      <w:r>
+        <w:rPr>
+          <w:rFonts w:ascii="Arial" w:cs="Arial" w:eastAsia="Arial" w:hAnsi="Arial"/>
+          <w:sz w:val="20"/>
+          <w:szCs w:val="20"/>
+        </w:rPr>
+        <w:t xml:space="preserve">Tomorrow (Day 117) you'll review your own code in preparation for the Unit 5 assessment. Use feedback from today to identify areas to study or improve.</w:t>
+      </w:r>
+    </w:p>
+    <w:p>
+      <w:pPr>
+        <w:spacing w:after="160"/>
       </w:pPr>
     </w:p>
     <w:p>
